--- a/PP-salygos/templates/AKV_LT_BPS.docx
+++ b/PP-salygos/templates/AKV_LT_BPS.docx
@@ -15867,7 +15867,7 @@
           <w:sz w:val="20"/>
           <w:szCs w:val="20"/>
         </w:rPr>
-        <w:t>Perkančiojo subjekto nustatytą terminą neužpildė Veiklos partnerių patikros klausimyno pagal Specialiosiose Pirkimo sąlygose nustatytą tvarką arba Perkančiajam subjektui nustačius rizikas, Tiekėjas/Tiekėjų grupės nariai nesutiko įgyvendinti rizikos mažinimo priemonių.</w:t>
+        <w:t>Pirkimo vykdytojo nustatytą terminą neužpildė Veiklos partnerių patikros klausimyno pagal Specialiosiose Pirkimo sąlygose nustatytą tvarką arba Pirkimo vykdytojui nustačius rizikas, Tiekėjas/Tiekėjų grupės nariai nesutiko įgyvendinti rizikos mažinimo priemonių.</w:t>
       </w:r>
     </w:p>
     <w:p>
@@ -22446,7 +22446,7 @@
           <w:sz w:val="20"/>
           <w:szCs w:val="20"/>
         </w:rPr>
-        <w:t xml:space="preserve">Tokiu atveju, arba jeigu Tiekėjas iki Perkančiojo subjekto nurodyto termino nepateikia Pirkimo dokumentuose nustatyto Sutarties įvykdymo užtikrinimą patvirtinančio dokumento (jei taikoma) arba neįvykdo kitų Sutartyje nustatytų jos įsigaliojimo sąlygų, </w:t>
+        <w:t xml:space="preserve">Tokiu atveju, arba jeigu Tiekėjas iki Pirkimo vykdytojo nurodyto termino nepateikia Pirkimo dokumentuose nustatyto Sutarties įvykdymo užtikrinimą patvirtinančio dokumento (jei taikoma) arba neįvykdo kitų Sutartyje nustatytų jos įsigaliojimo sąlygų, </w:t>
       </w:r>
       <w:r>
         <w:rPr>
@@ -22613,7 +22613,7 @@
           <w:szCs w:val="20"/>
           <w:shd w:val="clear" w:color="auto" w:fill="FFFFFF"/>
         </w:rPr>
-        <w:t>45 </w:t>
+        <w:t xml:space="preserve">45 </w:t>
       </w:r>
       <w:r>
         <w:rPr>
@@ -23821,7 +23821,7 @@
           <w:sz w:val="20"/>
           <w:szCs w:val="20"/>
         </w:rPr>
-        <w:t xml:space="preserve">Pirkimo dokumentų paaiškinimai ar patikslinimai Perkančiojo subjekto iniciatyva </w:t>
+        <w:t xml:space="preserve">Pirkimo dokumentų paaiškinimai ar patikslinimai Pirkimo vykdytojo iniciatyva </w:t>
       </w:r>
       <w:r>
         <w:rPr>
@@ -25803,7 +25803,7 @@
           <w:sz w:val="18"/>
           <w:szCs w:val="18"/>
         </w:rPr>
-        <w:t xml:space="preserve"> https://eimin.lrv.lt/lt/veiklos-sritys/verslo-aplinka/reglamentuojamu-profesiniu-kvalifikaciju-pripazinimas ir specialiuosius teisės aktus.</w:t>
+        <w:t xml:space="preserve"> https://eimin.lrv.lt/lt/veiklos-sritys/verslo-aplinka/zmogiskuju-istekliu-pletra/reglamentuojamu-profesiniu-kvalifikaciju-pripazinimas/ ir specialiuosius teisės aktus.</w:t>
       </w:r>
     </w:p>
   </w:footnote>

--- a/PP-salygos/templates/AKV_LT_BPS.docx
+++ b/PP-salygos/templates/AKV_LT_BPS.docx
@@ -5896,7 +5896,7 @@
           <w:sz w:val="20"/>
           <w:szCs w:val="20"/>
         </w:rPr>
-        <w:t xml:space="preserve">paslaugas suteikti/darbus atlikti savo sąskaita,  rizika, priemonėmis ir lėšomis, įsigydamas licencijas, kitą įrangą bei medžiagas, reikalingas Pirkimo dokumentuose nurodytoms </w:t>
+        <w:t xml:space="preserve">paslaugas suteikti/darbus atlikti savo sąskaita, rizika, priemonėmis ir lėšomis, įsigydamas licencijas, kitą įrangą bei medžiagas, reikalingas Pirkimo dokumentuose nurodytoms </w:t>
       </w:r>
       <w:r>
         <w:rPr>
@@ -7078,7 +7078,7 @@
           <w:szCs w:val="20"/>
           <w:lang w:eastAsia="lt-LT"/>
         </w:rPr>
-        <w:t xml:space="preserve"> </w:t>
+        <w:t xml:space="preserve"/>
       </w:r>
       <w:r>
         <w:rPr>
@@ -12746,7 +12746,7 @@
           <w:szCs w:val="20"/>
           <w:lang w:eastAsia="lt-LT"/>
         </w:rPr>
-        <w:t xml:space="preserve"> </w:t>
+        <w:t xml:space="preserve"/>
       </w:r>
       <w:r>
         <w:rPr>
@@ -13278,7 +13278,7 @@
           <w:sz w:val="20"/>
           <w:szCs w:val="20"/>
         </w:rPr>
-        <w:t xml:space="preserve"> duomenų  bazėje. </w:t>
+        <w:t xml:space="preserve"> duomenų bazėje. </w:t>
       </w:r>
     </w:p>
     <w:p>
@@ -15552,7 +15552,7 @@
           <w:sz w:val="20"/>
           <w:szCs w:val="20"/>
         </w:rPr>
-        <w:t xml:space="preserve"> </w:t>
+        <w:t xml:space="preserve"/>
       </w:r>
       <w:r>
         <w:rPr>
@@ -15824,7 +15824,7 @@
           <w:sz w:val="20"/>
           <w:szCs w:val="20"/>
         </w:rPr>
-        <w:t xml:space="preserve">Tiekėjui, jo subtiekėjui, ūkio subjektams, kurių pajėgumais remiamasi, tiekėjo siūlomų prekių gamintojui ar juos kontroliuojantiems juridiniams ir (ar) fiziniams  asmenims yra taikomos Jungtinių Tautų saugumo tarybos, Europos Sąjungos, kitų tarptautinių organizacijų, kurių narė yra arba kuriose dalyvauja Lietuvos Respublika bei Jungtinių Amerikos Valstijų sankcijos (ribojamosios priemonės). </w:t>
+        <w:t xml:space="preserve">Tiekėjui, jo subtiekėjui, ūkio subjektams, kurių pajėgumais remiamasi, tiekėjo siūlomų prekių gamintojui ar juos kontroliuojantiems juridiniams ir (ar) fiziniams asmenims yra taikomos Jungtinių Tautų saugumo tarybos, Europos Sąjungos, kitų tarptautinių organizacijų, kurių narė yra arba kuriose dalyvauja Lietuvos Respublika bei Jungtinių Amerikos Valstijų sankcijos (ribojamosios priemonės). </w:t>
       </w:r>
     </w:p>
     <w:p>
@@ -16052,7 +16052,7 @@
           <w:sz w:val="20"/>
           <w:szCs w:val="20"/>
         </w:rPr>
-        <w:t xml:space="preserve">  kod</w:t>
+        <w:t xml:space="preserve"> kod</w:t>
       </w:r>
       <w:r>
         <w:rPr>
@@ -16108,7 +16108,7 @@
           <w:sz w:val="20"/>
           <w:szCs w:val="20"/>
         </w:rPr>
-        <w:t xml:space="preserve"> gamintojas ar jį kontroliuojantis asmuo yra registruoti (jeigu gamintojas ar jį kontroliuojantis asmuo yra fizinis asmuo, nuolat gyvenantis ar turintis pilietybę) VPĮ 92 straipsnio 14 dalyje numatytame sąraše nurodytose valstybėse ar teritorijose;</w:t>
+        <w:t xml:space="preserve">gamintojas ar jį kontroliuojantis asmuo yra registruoti (jeigu gamintojas ar jį kontroliuojantis asmuo yra fizinis asmuo, nuolat gyvenantis ar turintis pilietybę) VPĮ 92 straipsnio 14 dalyje numatytame sąraše nurodytose valstybėse ar teritorijose;</w:t>
       </w:r>
     </w:p>
     <w:p>
@@ -19279,7 +19279,7 @@
           <w:sz w:val="20"/>
           <w:szCs w:val="20"/>
         </w:rPr>
-        <w:t xml:space="preserve"> turi galimybę susigrąžinti PVM mokestį, pasiūlymai bus vertinami skaičiuojant kainą be PVM.  Jei, vadovaujantis Lietuvos Respublikos pridėtinės vertės mokesčio įstatymu ir Lietuvos Respublikos pelno mokesčio įstatymu, </w:t>
+        <w:t xml:space="preserve"> turi galimybę susigrąžinti PVM mokestį, pasiūlymai bus vertinami skaičiuojant kainą be PVM. Jei, vadovaujantis Lietuvos Respublikos pridėtinės vertės mokesčio įstatymu ir Lietuvos Respublikos pelno mokesčio įstatymu, </w:t>
       </w:r>
       <w:r>
         <w:rPr>
@@ -20275,7 +20275,7 @@
           <w:sz w:val="20"/>
           <w:szCs w:val="20"/>
         </w:rPr>
-        <w:t xml:space="preserve"> </w:t>
+        <w:t xml:space="preserve"/>
       </w:r>
       <w:r>
         <w:rPr>
@@ -22454,7 +22454,7 @@
           <w:sz w:val="20"/>
           <w:szCs w:val="20"/>
         </w:rPr>
-        <w:t xml:space="preserve"> </w:t>
+        <w:t xml:space="preserve"/>
       </w:r>
       <w:r>
         <w:rPr>
@@ -24456,7 +24456,7 @@
           <w:sz w:val="20"/>
           <w:szCs w:val="20"/>
         </w:rPr>
-        <w:t xml:space="preserve">Sutarties  vertė viršija 10 procentų praėjusių finansinių metų metinių </w:t>
+        <w:t xml:space="preserve">Sutarties vertė viršija 10 procentų praėjusių finansinių metų metinių </w:t>
       </w:r>
       <w:r>
         <w:rPr>
@@ -24541,7 +24541,7 @@
           <w:sz w:val="20"/>
           <w:szCs w:val="20"/>
         </w:rPr>
-        <w:t xml:space="preserve"> metu bus keliami reikalavimai dėl </w:t>
+        <w:t xml:space="preserve">metu bus keliami reikalavimai dėl </w:t>
       </w:r>
       <w:r>
         <w:rPr>
@@ -25068,7 +25068,7 @@
           <w:sz w:val="20"/>
           <w:szCs w:val="20"/>
         </w:rPr>
-        <w:t xml:space="preserve"> pagrindu yra suteikiama teisė eksploatuoti ar valdyti nacionaliniam saugumui užtikrinti svarbius įrenginius ir turtą arba atlikti kitus reikšmingus, galinčius kelti riziką ar grėsmę nacionaliniam saugumui veiksmus, galinčius turėti įtakos nacionaliniam saugumui užtikrinti svarbiems įrenginiams ir turtui</w:t>
+        <w:t xml:space="preserve">pagrindu yra suteikiama teisė eksploatuoti ar valdyti nacionaliniam saugumui užtikrinti svarbius įrenginius ir turtą arba atlikti kitus reikšmingus, galinčius kelti riziką ar grėsmę nacionaliniam saugumui veiksmus, galinčius turėti įtakos nacionaliniam saugumui užtikrinti svarbiems įrenginiams ir turtui</w:t>
       </w:r>
       <w:r>
         <w:rPr>
@@ -25109,7 +25109,7 @@
           <w:szCs w:val="20"/>
         </w:rPr>
         <w:lastRenderedPageBreak/>
-        <w:t>Tiekėjas ir/ar jo kontroliuojami asmenys (jeigu tokie yra) dalyvavo ir/ar dalyvauja įstatymu   pripažintos nesaugia branduolinės elektrinės statyboje trečiojoje šalyje ar jos veikloje, su tokios elektrinės veikla susijusios elektros energetikos infrastruktūros plėtros projektuose, kaip nurodyta Lietuvos Respublikos būtinųjų priemonių, skirtų apsisaugoti nuo trečiųjų šalių nesaugių branduolinių elektrinių keliamų grėsmių, įstatyme.</w:t>
+        <w:t>Tiekėjas ir/ar jo kontroliuojami asmenys (jeigu tokie yra) dalyvavo ir/ar dalyvauja įstatymu pripažintos nesaugia branduolinės elektrinės statyboje trečiojoje šalyje ar jos veikloje, su tokios elektrinės veikla susijusios elektros energetikos infrastruktūros plėtros projektuose, kaip nurodyta Lietuvos Respublikos būtinųjų priemonių, skirtų apsisaugoti nuo trečiųjų šalių nesaugių branduolinių elektrinių keliamų grėsmių, įstatyme.</w:t>
       </w:r>
     </w:p>
     <w:p>
@@ -25474,7 +25474,7 @@
           <w:sz w:val="20"/>
           <w:szCs w:val="20"/>
         </w:rPr>
-        <w:t xml:space="preserve"> ar </w:t>
+        <w:t xml:space="preserve">ar </w:t>
       </w:r>
       <w:r>
         <w:rPr>

--- a/PP-salygos/templates/AKV_LT_BPS.docx
+++ b/PP-salygos/templates/AKV_LT_BPS.docx
@@ -14740,103 +14740,103 @@
           <w:sz w:val="20"/>
           <w:szCs w:val="20"/>
         </w:rPr>
-        <w:t xml:space="preserve"> nėra registruotas (Tiekėjas</w:t>
-      </w:r>
-      <w:r>
-        <w:rPr>
-          <w:rFonts w:ascii="Arial" w:hAnsi="Arial" w:cs="Arial"/>
-          <w:sz w:val="20"/>
-          <w:szCs w:val="20"/>
-        </w:rPr>
-        <w:t>, Subtiekėjas</w:t>
-      </w:r>
-      <w:r>
-        <w:rPr>
-          <w:rFonts w:ascii="Arial" w:hAnsi="Arial" w:cs="Arial"/>
-          <w:sz w:val="20"/>
-          <w:szCs w:val="20"/>
-        </w:rPr>
-        <w:t>,</w:t>
-      </w:r>
-      <w:r>
-        <w:rPr>
-          <w:rFonts w:ascii="Arial" w:hAnsi="Arial" w:cs="Arial"/>
-          <w:sz w:val="20"/>
-          <w:szCs w:val="20"/>
-        </w:rPr>
-        <w:t xml:space="preserve"> Tiekėjų grupės narys</w:t>
-      </w:r>
-      <w:r>
-        <w:rPr>
-          <w:rFonts w:ascii="Arial" w:hAnsi="Arial" w:cs="Arial"/>
-          <w:sz w:val="20"/>
-          <w:szCs w:val="20"/>
-        </w:rPr>
-        <w:t>,</w:t>
-      </w:r>
-      <w:r>
-        <w:rPr>
-          <w:rFonts w:ascii="Arial" w:hAnsi="Arial" w:cs="Arial"/>
-          <w:sz w:val="20"/>
-          <w:szCs w:val="20"/>
-        </w:rPr>
-        <w:t xml:space="preserve"> </w:t>
-      </w:r>
-      <w:r>
-        <w:rPr>
-          <w:rFonts w:ascii="Arial" w:hAnsi="Arial" w:cs="Arial"/>
-          <w:sz w:val="20"/>
-          <w:szCs w:val="20"/>
-        </w:rPr>
-        <w:t>Ū</w:t>
-      </w:r>
-      <w:r>
-        <w:rPr>
-          <w:rFonts w:ascii="Arial" w:hAnsi="Arial" w:cs="Arial"/>
-          <w:sz w:val="20"/>
-          <w:szCs w:val="20"/>
-        </w:rPr>
-        <w:t>kio subjekta</w:t>
-      </w:r>
-      <w:r>
-        <w:rPr>
-          <w:rFonts w:ascii="Arial" w:hAnsi="Arial" w:cs="Arial"/>
-          <w:sz w:val="20"/>
-          <w:szCs w:val="20"/>
-        </w:rPr>
-        <w:t>s</w:t>
-      </w:r>
-      <w:r>
-        <w:rPr>
-          <w:rFonts w:ascii="Arial" w:hAnsi="Arial" w:cs="Arial"/>
-          <w:sz w:val="20"/>
-          <w:szCs w:val="20"/>
-        </w:rPr>
-        <w:t>, kuri</w:t>
-      </w:r>
-      <w:r>
-        <w:rPr>
-          <w:rFonts w:ascii="Arial" w:hAnsi="Arial" w:cs="Arial"/>
-          <w:sz w:val="20"/>
-          <w:szCs w:val="20"/>
-        </w:rPr>
-        <w:t>o pajėgumais</w:t>
-      </w:r>
-      <w:r>
-        <w:rPr>
-          <w:rFonts w:ascii="Arial" w:hAnsi="Arial" w:cs="Arial"/>
-          <w:sz w:val="20"/>
-          <w:szCs w:val="20"/>
-        </w:rPr>
-        <w:t xml:space="preserve"> remiamasi</w:t>
-      </w:r>
-      <w:r>
-        <w:rPr>
-          <w:rFonts w:ascii="Arial" w:hAnsi="Arial" w:cs="Arial"/>
-          <w:sz w:val="20"/>
-          <w:szCs w:val="20"/>
-        </w:rPr>
-        <w:t xml:space="preserve">, </w:t>
+        <w:t xml:space="preserve"> nėra registruotas (jeigu Tiekėjas, Subtiekėjas, Tiekėjų grupės narys, Ūkio subjektas, kurio pajėgumais remiamasi, ar Kvazisubtiekėjas yra fizinis asmuo – nuolat gyvenantis ar turintis pilietybę</w:t>
+      </w:r>
+      <w:r>
+        <w:rPr>
+          <w:rFonts w:ascii="Arial" w:hAnsi="Arial" w:cs="Arial"/>
+          <w:sz w:val="20"/>
+          <w:szCs w:val="20"/>
+        </w:rPr>
+        <w:t/>
+      </w:r>
+      <w:r>
+        <w:rPr>
+          <w:rFonts w:ascii="Arial" w:hAnsi="Arial" w:cs="Arial"/>
+          <w:sz w:val="20"/>
+          <w:szCs w:val="20"/>
+        </w:rPr>
+        <w:t/>
+      </w:r>
+      <w:r>
+        <w:rPr>
+          <w:rFonts w:ascii="Arial" w:hAnsi="Arial" w:cs="Arial"/>
+          <w:sz w:val="20"/>
+          <w:szCs w:val="20"/>
+        </w:rPr>
+        <w:t xml:space="preserve"/>
+      </w:r>
+      <w:r>
+        <w:rPr>
+          <w:rFonts w:ascii="Arial" w:hAnsi="Arial" w:cs="Arial"/>
+          <w:sz w:val="20"/>
+          <w:szCs w:val="20"/>
+        </w:rPr>
+        <w:t/>
+      </w:r>
+      <w:r>
+        <w:rPr>
+          <w:rFonts w:ascii="Arial" w:hAnsi="Arial" w:cs="Arial"/>
+          <w:sz w:val="20"/>
+          <w:szCs w:val="20"/>
+        </w:rPr>
+        <w:t xml:space="preserve"/>
+      </w:r>
+      <w:r>
+        <w:rPr>
+          <w:rFonts w:ascii="Arial" w:hAnsi="Arial" w:cs="Arial"/>
+          <w:sz w:val="20"/>
+          <w:szCs w:val="20"/>
+        </w:rPr>
+        <w:t/>
+      </w:r>
+      <w:r>
+        <w:rPr>
+          <w:rFonts w:ascii="Arial" w:hAnsi="Arial" w:cs="Arial"/>
+          <w:sz w:val="20"/>
+          <w:szCs w:val="20"/>
+        </w:rPr>
+        <w:t/>
+      </w:r>
+      <w:r>
+        <w:rPr>
+          <w:rFonts w:ascii="Arial" w:hAnsi="Arial" w:cs="Arial"/>
+          <w:sz w:val="20"/>
+          <w:szCs w:val="20"/>
+        </w:rPr>
+        <w:t/>
+      </w:r>
+      <w:r>
+        <w:rPr>
+          <w:rFonts w:ascii="Arial" w:hAnsi="Arial" w:cs="Arial"/>
+          <w:sz w:val="20"/>
+          <w:szCs w:val="20"/>
+        </w:rPr>
+        <w:t/>
+      </w:r>
+      <w:r>
+        <w:rPr>
+          <w:rFonts w:ascii="Arial" w:hAnsi="Arial" w:cs="Arial"/>
+          <w:sz w:val="20"/>
+          <w:szCs w:val="20"/>
+        </w:rPr>
+        <w:t/>
+      </w:r>
+      <w:r>
+        <w:rPr>
+          <w:rFonts w:ascii="Arial" w:hAnsi="Arial" w:cs="Arial"/>
+          <w:sz w:val="20"/>
+          <w:szCs w:val="20"/>
+        </w:rPr>
+        <w:t xml:space="preserve"/>
+      </w:r>
+      <w:r>
+        <w:rPr>
+          <w:rFonts w:ascii="Arial" w:hAnsi="Arial" w:cs="Arial"/>
+          <w:sz w:val="20"/>
+          <w:szCs w:val="20"/>
+        </w:rPr>
+        <w:t xml:space="preserve"/>
       </w:r>
       <w:proofErr w:type="spellStart"/>
       <w:r>
@@ -14845,7 +14845,7 @@
           <w:sz w:val="20"/>
           <w:szCs w:val="20"/>
         </w:rPr>
-        <w:t>Kvazisubtiekėjas</w:t>
+        <w:t/>
       </w:r>
       <w:proofErr w:type="spellEnd"/>
       <w:r>
@@ -14854,31 +14854,31 @@
           <w:sz w:val="20"/>
           <w:szCs w:val="20"/>
         </w:rPr>
-        <w:t>, kuris</w:t>
-      </w:r>
-      <w:r>
-        <w:rPr>
-          <w:rFonts w:ascii="Arial" w:hAnsi="Arial" w:cs="Arial"/>
-          <w:sz w:val="20"/>
-          <w:szCs w:val="20"/>
-        </w:rPr>
-        <w:t xml:space="preserve"> </w:t>
-      </w:r>
-      <w:r>
-        <w:rPr>
-          <w:rFonts w:ascii="Arial" w:hAnsi="Arial" w:cs="Arial"/>
-          <w:sz w:val="20"/>
-          <w:szCs w:val="20"/>
-        </w:rPr>
-        <w:t>yra fizinis asmuo – nuolat gyvenantis</w:t>
-      </w:r>
-      <w:r>
-        <w:rPr>
-          <w:rFonts w:ascii="Arial" w:hAnsi="Arial" w:cs="Arial"/>
-          <w:sz w:val="20"/>
-          <w:szCs w:val="20"/>
-        </w:rPr>
-        <w:t xml:space="preserve"> ar turintis pilietybę</w:t>
+        <w:t/>
+      </w:r>
+      <w:r>
+        <w:rPr>
+          <w:rFonts w:ascii="Arial" w:hAnsi="Arial" w:cs="Arial"/>
+          <w:sz w:val="20"/>
+          <w:szCs w:val="20"/>
+        </w:rPr>
+        <w:t xml:space="preserve"/>
+      </w:r>
+      <w:r>
+        <w:rPr>
+          <w:rFonts w:ascii="Arial" w:hAnsi="Arial" w:cs="Arial"/>
+          <w:sz w:val="20"/>
+          <w:szCs w:val="20"/>
+        </w:rPr>
+        <w:t/>
+      </w:r>
+      <w:r>
+        <w:rPr>
+          <w:rFonts w:ascii="Arial" w:hAnsi="Arial" w:cs="Arial"/>
+          <w:sz w:val="20"/>
+          <w:szCs w:val="20"/>
+        </w:rPr>
+        <w:t xml:space="preserve"/>
       </w:r>
       <w:r>
         <w:rPr>
@@ -15824,7 +15824,7 @@
           <w:sz w:val="20"/>
           <w:szCs w:val="20"/>
         </w:rPr>
-        <w:t xml:space="preserve">Tiekėjui, jo subtiekėjui, ūkio subjektams, kurių pajėgumais remiamasi, tiekėjo siūlomų prekių gamintojui ar juos kontroliuojantiems juridiniams ir (ar) fiziniams asmenims yra taikomos Jungtinių Tautų saugumo tarybos, Europos Sąjungos, kitų tarptautinių organizacijų, kurių narė yra arba kuriose dalyvauja Lietuvos Respublika bei Jungtinių Amerikos Valstijų sankcijos (ribojamosios priemonės). </w:t>
+        <w:t xml:space="preserve">Tiekėjui, jo subtiekėjui, ūkio subjektams, kurių pajėgumais remiamasi, tiekėjo siūlomų prekių gamintojui ar juos kontroliuojantiems juridiniams ir (ar) fiziniams asmenims yra taikomos Jungtinių Tautų saugumo tarybos, Europos Sąjungos, kitų tarptautinių organizacijų, kurių narė yra arba kuriose dalyvauja Lietuvos Respublika, bei Jungtinių Amerikos Valstijų sankcijos (ribojamosios priemonės). </w:t>
       </w:r>
     </w:p>
     <w:p>
